--- a/readings/Readings_5_RL_Sim_to_Real_Quadrupeds/docs/Readings 5.docx
+++ b/readings/Readings_5_RL_Sim_to_Real_Quadrupeds/docs/Readings 5.docx
@@ -3,178 +3,455 @@
 <w:document xmlns:wpc="http://schemas.microsoft.com/office/word/2010/wordprocessingCanvas" xmlns:mc="http://schemas.openxmlformats.org/markup-compatibility/2006" xmlns:o="urn:schemas-microsoft-com:office:office" xmlns:r="http://schemas.openxmlformats.org/officeDocument/2006/relationships" xmlns:m="http://schemas.openxmlformats.org/officeDocument/2006/math" xmlns:v="urn:schemas-microsoft-com:vml" xmlns:wp14="http://schemas.microsoft.com/office/word/2010/wordprocessingDrawing" xmlns:wp="http://schemas.openxmlformats.org/drawingml/2006/wordprocessingDrawing" xmlns:w10="urn:schemas-microsoft-com:office:word" xmlns:w="http://schemas.openxmlformats.org/wordprocessingml/2006/main" xmlns:w14="http://schemas.microsoft.com/office/word/2010/wordml" xmlns:w15="http://schemas.microsoft.com/office/word/2012/wordml" xmlns:wpg="http://schemas.microsoft.com/office/word/2010/wordprocessingGroup" xmlns:wpi="http://schemas.microsoft.com/office/word/2010/wordprocessingInk" xmlns:wne="http://schemas.microsoft.com/office/word/2006/wordml" xmlns:wps="http://schemas.microsoft.com/office/word/2010/wordprocessingShape" xmlns:cx="http://schemas.microsoft.com/office/drawing/2014/chartex" xmlns:cx1="http://schemas.microsoft.com/office/drawing/2015/9/8/chartex" xmlns:cx2="http://schemas.microsoft.com/office/drawing/2015/10/21/chartex" xmlns:cx3="http://schemas.microsoft.com/office/drawing/2016/5/9/chartex" xmlns:cx4="http://schemas.microsoft.com/office/drawing/2016/5/10/chartex" xmlns:cx5="http://schemas.microsoft.com/office/drawing/2016/5/11/chartex" xmlns:cx6="http://schemas.microsoft.com/office/drawing/2016/5/12/chartex" xmlns:cx7="http://schemas.microsoft.com/office/drawing/2016/5/13/chartex" xmlns:cx8="http://schemas.microsoft.com/office/drawing/2016/5/14/chartex" xmlns:aink="http://schemas.microsoft.com/office/drawing/2016/ink" xmlns:am3d="http://schemas.microsoft.com/office/drawing/2017/model3d" xmlns:w16cex="http://schemas.microsoft.com/office/word/2018/wordml/cex" xmlns:w16cid="http://schemas.microsoft.com/office/word/2016/wordml/cid" xmlns:w16="http://schemas.microsoft.com/office/word/2018/wordml" xmlns:w16sdtdh="http://schemas.microsoft.com/office/word/2020/wordml/sdtdatahash" xmlns:w16se="http://schemas.microsoft.com/office/word/2015/wordml/symex" mc:Ignorable="w14 w15 wp14">
   <w:body>
     <w:p>
-      <w:pPr>
-        <w:pStyle w:val="Title"/>
+      <w:r>
+        <w:rPr>
+          <w:rFonts w:ascii="Times New Roman" w:cs="Times New Roman" w:eastAsia="Times New Roman" w:hAnsi="Times New Roman"/>
+          <w:sz w:val="24"/>
+          <w:szCs w:val="24"/>
+        </w:rPr>
+        <w:t xml:space="preserve"/>
+      </w:r>
+    </w:p>
+    <w:p>
+      <w:r>
+        <w:rPr>
+          <w:rFonts w:ascii="Times New Roman" w:cs="Times New Roman" w:eastAsia="Times New Roman" w:hAnsi="Times New Roman"/>
+          <w:sz w:val="24"/>
+          <w:szCs w:val="24"/>
+        </w:rPr>
+        <w:t xml:space="preserve"/>
+      </w:r>
+    </w:p>
+    <w:p>
+      <w:r>
+        <w:rPr>
+          <w:rFonts w:ascii="Times New Roman" w:cs="Times New Roman" w:eastAsia="Times New Roman" w:hAnsi="Times New Roman"/>
+          <w:sz w:val="24"/>
+          <w:szCs w:val="24"/>
+        </w:rPr>
+        <w:t xml:space="preserve"/>
+      </w:r>
+    </w:p>
+    <w:p>
+      <w:r>
+        <w:rPr>
+          <w:rFonts w:ascii="Times New Roman" w:cs="Times New Roman" w:eastAsia="Times New Roman" w:hAnsi="Times New Roman"/>
+          <w:sz w:val="24"/>
+          <w:szCs w:val="24"/>
+        </w:rPr>
+        <w:t xml:space="preserve"/>
+      </w:r>
+    </w:p>
+    <w:p>
+      <w:r>
+        <w:rPr>
+          <w:rFonts w:ascii="Times New Roman" w:cs="Times New Roman" w:eastAsia="Times New Roman" w:hAnsi="Times New Roman"/>
+          <w:sz w:val="24"/>
+          <w:szCs w:val="24"/>
+        </w:rPr>
+        <w:t xml:space="preserve"/>
+      </w:r>
+    </w:p>
+    <w:p>
+      <w:r>
+        <w:rPr>
+          <w:rFonts w:ascii="Times New Roman" w:cs="Times New Roman" w:eastAsia="Times New Roman" w:hAnsi="Times New Roman"/>
+          <w:sz w:val="24"/>
+          <w:szCs w:val="24"/>
+        </w:rPr>
+        <w:t xml:space="preserve"/>
+      </w:r>
+    </w:p>
+    <w:p>
+      <w:r>
+        <w:rPr>
+          <w:rFonts w:ascii="Times New Roman" w:cs="Times New Roman" w:eastAsia="Times New Roman" w:hAnsi="Times New Roman"/>
+          <w:sz w:val="24"/>
+          <w:szCs w:val="24"/>
+        </w:rPr>
+        <w:t xml:space="preserve"/>
+      </w:r>
+    </w:p>
+    <w:p>
+      <w:r>
+        <w:rPr>
+          <w:rFonts w:ascii="Times New Roman" w:cs="Times New Roman" w:eastAsia="Times New Roman" w:hAnsi="Times New Roman"/>
+          <w:sz w:val="24"/>
+          <w:szCs w:val="24"/>
+        </w:rPr>
+        <w:t xml:space="preserve"/>
+      </w:r>
+    </w:p>
+    <w:p>
+      <w:pPr>
+        <w:spacing w:after="360"/>
+        <w:jc w:val="center"/>
+      </w:pPr>
+      <w:r>
+        <w:rPr>
+          <w:rFonts w:ascii="Times New Roman" w:cs="Times New Roman" w:eastAsia="Times New Roman" w:hAnsi="Times New Roman"/>
+          <w:b/>
+          <w:bCs/>
+          <w:sz w:val="40"/>
+          <w:szCs w:val="40"/>
+        </w:rPr>
+        <w:t xml:space="preserve">Readings 5</w:t>
+      </w:r>
+    </w:p>
+    <w:p>
+      <w:pPr>
         <w:spacing w:after="120"/>
         <w:jc w:val="center"/>
       </w:pPr>
       <w:r>
-        <w:t xml:space="preserve">Readings 5</w:t>
-      </w:r>
-    </w:p>
-    <w:p>
-      <w:pPr>
-        <w:spacing w:after="360"/>
+        <w:rPr>
+          <w:rFonts w:ascii="Times New Roman" w:cs="Times New Roman" w:eastAsia="Times New Roman" w:hAnsi="Times New Roman"/>
+          <w:sz w:val="24"/>
+          <w:szCs w:val="24"/>
+        </w:rPr>
+        <w:t xml:space="preserve">Artificial Intelligence in Robotics</w:t>
+      </w:r>
+    </w:p>
+    <w:p>
+      <w:pPr>
         <w:jc w:val="center"/>
       </w:pPr>
       <w:r>
         <w:rPr>
-          <w:i/>
-          <w:iCs/>
-        </w:rPr>
-        <w:t xml:space="preserve">Reinforcement Learning and Sim-to-Real Transfer for Quadruped Robots</w:t>
-      </w:r>
-    </w:p>
-    <w:p>
-      <w:pPr>
-        <w:pStyle w:val="Heading1"/>
-        <w:spacing w:after="160" w:before="360"/>
-      </w:pPr>
-      <w:r>
-        <w:t xml:space="preserve">Part 1: Learning Agile and Dynamic Motor Skills for Legged Robots</w:t>
-      </w:r>
-    </w:p>
-    <w:p>
-      <w:pPr>
-        <w:pStyle w:val="Heading2"/>
-        <w:spacing w:after="120" w:before="200"/>
-      </w:pPr>
-      <w:r>
-        <w:t xml:space="preserve">Summary</w:t>
-      </w:r>
-    </w:p>
-    <w:p>
-      <w:pPr>
-        <w:spacing w:after="160" w:line="276"/>
-      </w:pPr>
-      <w:r>
-        <w:t xml:space="preserve">This paper by Hwangbo et al. (2019) goes after a problem that comes up a lot in legged robotics. Hand-designed controllers take months of expert tuning, and RL could in principle learn a controller automatically, but training on a real robot is slow, expensive, and risky. Training in simulation is cheaper, but policies trained there usually fall apart on hardware because of the "reality gap." The authors work with ANYmal, a dog-sized quadruped of about 32 kg with 12 series-elastic actuators (SEAs). Those actuators are really hard to model analytically because of motor control loops, the spring, and communication delays.</w:t>
-      </w:r>
-    </w:p>
-    <w:p>
-      <w:pPr>
-        <w:spacing w:after="160" w:line="276"/>
-      </w:pPr>
-      <w:r>
-        <w:t xml:space="preserve">Their method has four steps. First, they build a rigid-body model of ANYmal from CAD and randomize its inertial properties (masses, center of mass, joint positions) so the policy can't overfit to one exact robot. Second, instead of writing an equation for the actuators, they train an "actuator network." This is a small neural net (an MLP with three hidden layers of 32 units) that takes a short history of joint position errors and joint velocities and predicts the torque the real joint will produce. They trained it on about four minutes of data recorded from the real robot while moving its feet in sine-wave patterns, and since all 12 actuators are identical they could use data from all of them. Third, they plug the actuator net into the rigid-body simulator to make a "hybrid simulator" and train the control policy with TRPO. The policy is an MLP (256 and 128 tanh units) that reads the robot state, a short joint history, the previous action, and a velocity command, and outputs joint position targets. A PD controller turns those targets into torques. They also added a curriculum that ramps up the penalty terms over training, plus noise on the velocity observations, because real joint velocities are noisy. Fourth, they copy the trained weights onto ANYmal's onboard computer and run the policy directly, with no fine-tuning on hardware.</w:t>
-      </w:r>
-    </w:p>
-    <w:p>
-      <w:pPr>
-        <w:spacing w:after="160" w:line="276"/>
-      </w:pPr>
-      <w:r>
-        <w:t xml:space="preserve">The results were strong. The learned locomotion policy tracked velocity commands more accurately than the best existing model-based controller on ANYmal while using less torque and less power. A separate high-speed policy reached about 1.5 m/s on the real robot, which beat ANYmal's previous speed record by 25%. They also trained a fall-recovery policy that flipped the robot upright from all nine random starting poses they tried on hardware. One result I found especially telling: policies trained with an "ideal" actuator model or a hand-tuned analytical model couldn't take a single step on the real robot. Training ran on one desktop PC in a few hours, and running the policy on the robot takes only microseconds.</w:t>
-      </w:r>
-    </w:p>
-    <w:p>
-      <w:pPr>
-        <w:pStyle w:val="Heading2"/>
-        <w:spacing w:after="120" w:before="200"/>
-      </w:pPr>
-      <w:r>
-        <w:t xml:space="preserve">What I learned</w:t>
-      </w:r>
-    </w:p>
-    <w:p>
-      <w:pPr>
-        <w:spacing w:after="160" w:line="276"/>
-      </w:pPr>
-      <w:r>
-        <w:t xml:space="preserve">The biggest thing I took away is that the sim-to-real gap doesn't have to be closed by building a perfect physics model. The authors kept the parts that are easy to model (rigid links, contacts) as physics and used a learned model only for the part that is hard (the actuators). I thought that was a really practical split. Before reading this I sort of assumed that "training in simulation" meant you just needed a better simulator, but the ablation where the ideal and analytical actuator models totally failed showed me that small things like delays and actuator dynamics can matter more than the big physics.</w:t>
-      </w:r>
-    </w:p>
-    <w:p>
-      <w:pPr>
-        <w:spacing w:after="160" w:line="276"/>
-      </w:pPr>
-      <w:r>
-        <w:t xml:space="preserve">I also learned how many small engineering choices go into making RL work on a real robot. Adding noise to joint velocity readings, choosing a bounded activation like tanh so the policy doesn't output huge actions in unfamiliar states, and using a curriculum so the robot doesn't learn to just stand still are all details I wouldn't have thought of on my own. It made me realize that the RL algorithm itself (TRPO here) is almost the least interesting part; the work is in setting up the simulator, the observations, and the rewards so the policy actually transfers. Finally, the idea that the policy outputs position targets that go through a PD controller, instead of raw torques, gave me a clearer picture of how a neural network actually connects to a motor.</w:t>
-      </w:r>
-    </w:p>
-    <w:p>
-      <w:pPr>
-        <w:pStyle w:val="Heading1"/>
-        <w:spacing w:after="160" w:before="360"/>
-      </w:pPr>
-      <w:r>
-        <w:t xml:space="preserve">Part 2: Reinforcement Learning for Quadrupedal Locomotion: Current Advancements and Future Perspectives</w:t>
-      </w:r>
-    </w:p>
-    <w:p>
-      <w:pPr>
-        <w:pStyle w:val="Heading2"/>
-        <w:spacing w:after="120" w:before="200"/>
-      </w:pPr>
-      <w:r>
-        <w:t xml:space="preserve">Summary</w:t>
-      </w:r>
-    </w:p>
-    <w:p>
-      <w:pPr>
-        <w:spacing w:after="160" w:line="276"/>
-      </w:pPr>
-      <w:r>
-        <w:t xml:space="preserve">This survey by Gurram, Uttam, and Ohol (2024) gives an overview of how RL is being used to build locomotion controllers for quadrupeds. The basic setup it describes is that the robot's state (orientation, velocities, joint angles, and so on) goes into a policy, the policy outputs target joint positions, and a low-level controller turns those into motor torques. Policies are trained in simulators like Isaac Gym or RaiSim using a URDF model of the robot and then transferred to the real robot.</w:t>
-      </w:r>
-    </w:p>
-    <w:p>
-      <w:pPr>
-        <w:spacing w:after="160" w:line="276"/>
-      </w:pPr>
-      <w:r>
-        <w:t xml:space="preserve">A lot of the paper is about techniques for making that transfer work. One big one is the teacher-student (privileged learning) framework. A teacher policy is trained with information you only have in simulation, like contact forces, friction, and terrain shape, and a student policy then learns to imitate the teacher using only what the real robot can sense, such as IMU readings and joint angles. A related approach is RMA (Rapid Motor Adaptation), where an adaptation module estimates hidden environment properties from a short history of states and actions. The survey also covers curriculum learning and domain randomization, where terrain difficulty, friction, motor strength, gains, and command ranges are gradually increased or randomized so the policy generalizes. It contrasts "gait-bound" methods, which build in specific gaits like trotting or bounding, with "gait-free" methods that let the policy discover its own gait. It also explains reward design (velocity tracking rewards plus penalties for things like torque, joint limits, and instability) and gives a short explanation of policy-gradient methods like PPO.</w:t>
-      </w:r>
-    </w:p>
-    <w:p>
-      <w:pPr>
-        <w:spacing w:after="160" w:line="276"/>
-      </w:pPr>
-      <w:r>
-        <w:t xml:space="preserve">On the hardware side, the survey points out that cheaper robots like Unitree's A1, Go1, and B1 have made this research more accessible, since they ship with low-level controllers that can take joint commands from a policy. It mentions IMUs and joint encoders as the main sensors the policy relies on. The paper includes a table comparing 13 RL locomotion works by algorithm, gait type, robot, and simulator; most of them use PPO and Unitree robots. For future directions, it suggests adding exteroceptive sensing (cameras, LiDAR) instead of relying only on proprioception, combining model-based and model-free methods, online learning where a deployed policy keeps improving on the real robot, and (more speculatively) quantum reinforcement learning.</w:t>
-      </w:r>
-    </w:p>
-    <w:p>
-      <w:pPr>
-        <w:pStyle w:val="Heading2"/>
-        <w:spacing w:after="120" w:before="200"/>
-      </w:pPr>
-      <w:r>
-        <w:t xml:space="preserve">What I learned</w:t>
-      </w:r>
-    </w:p>
-    <w:p>
-      <w:pPr>
-        <w:spacing w:after="160" w:line="276"/>
-      </w:pPr>
-      <w:r>
-        <w:t xml:space="preserve">This survey helped me see where the Part 1 paper fits in the bigger picture. Hwangbo et al. is basically one of the early works that showed sim-to-real RL on a serious quadruped was possible, and a lot of what the survey describes builds on that foundation. In fact, the first entry in the survey's table is a 2020 follow-up from the same ETH Zurich group (Lee et al., with Hwangbo as a co-author) that also uses TRPO, ANYmal, and RaiSim. The survey also describes the same basic loop Part 1 used, where the policy outputs joint position targets and a low-level controller handles the torques.</w:t>
-      </w:r>
-    </w:p>
-    <w:p>
-      <w:pPr>
-        <w:spacing w:after="160" w:line="276"/>
-      </w:pPr>
-      <w:r>
-        <w:t xml:space="preserve">What I learned is that the field has split the sim-to-real problem into a few different strategies. Part 1 mostly attacked it by making the simulator more realistic (the actuator net) and adding some randomization. The survey shows that later work leaned more on domain randomization, privileged teacher-student training, and adaptation modules like RMA that let the policy figure out its environment on the fly. Those feel like complementary ideas: one makes the simulation closer to reality, the other makes the policy tolerant of whatever gap is left. I also noticed the move from TRPO in Part 1 to PPO in almost every newer paper in the table, and the shift from expensive research robots like ANYmal to cheaper Unitree platforms. The survey also helped me understand the gait-bound versus gait-free distinction; Part 1's policy discovered a trot on its own, which would make it gait-free in the survey's terms. To be honest, the survey reads more like a broad overview than a deep technical comparison, and some of the future directions (like quantum RL) felt less grounded than the rest, but it was still a useful map of the area.</w:t>
-      </w:r>
-    </w:p>
-    <w:p>
-      <w:pPr>
-        <w:pStyle w:val="Heading1"/>
-        <w:spacing w:after="160" w:before="360"/>
-      </w:pPr>
-      <w:r>
-        <w:t xml:space="preserve">Part 3: Kine2Go Dataset (Hugging Face)</w:t>
-      </w:r>
-    </w:p>
-    <w:p>
-      <w:pPr>
-        <w:pStyle w:val="Heading2"/>
-        <w:spacing w:after="120" w:before="200"/>
-      </w:pPr>
-      <w:r>
-        <w:t xml:space="preserve">Summary</w:t>
+          <w:rFonts w:ascii="Times New Roman" w:cs="Times New Roman" w:eastAsia="Times New Roman" w:hAnsi="Times New Roman"/>
+          <w:sz w:val="24"/>
+          <w:szCs w:val="24"/>
+        </w:rPr>
+        <w:t xml:space="preserve">ENGR 6010 - 01</w:t>
+      </w:r>
+    </w:p>
+    <w:p>
+      <w:r>
+        <w:rPr>
+          <w:rFonts w:ascii="Times New Roman" w:cs="Times New Roman" w:eastAsia="Times New Roman" w:hAnsi="Times New Roman"/>
+          <w:sz w:val="24"/>
+          <w:szCs w:val="24"/>
+        </w:rPr>
+        <w:t xml:space="preserve"/>
+      </w:r>
+    </w:p>
+    <w:p>
+      <w:r>
+        <w:rPr>
+          <w:rFonts w:ascii="Times New Roman" w:cs="Times New Roman" w:eastAsia="Times New Roman" w:hAnsi="Times New Roman"/>
+          <w:sz w:val="24"/>
+          <w:szCs w:val="24"/>
+        </w:rPr>
+        <w:t xml:space="preserve"/>
+      </w:r>
+    </w:p>
+    <w:p>
+      <w:r>
+        <w:rPr>
+          <w:rFonts w:ascii="Times New Roman" w:cs="Times New Roman" w:eastAsia="Times New Roman" w:hAnsi="Times New Roman"/>
+          <w:sz w:val="24"/>
+          <w:szCs w:val="24"/>
+        </w:rPr>
+        <w:t xml:space="preserve"/>
+      </w:r>
+    </w:p>
+    <w:p>
+      <w:r>
+        <w:rPr>
+          <w:rFonts w:ascii="Times New Roman" w:cs="Times New Roman" w:eastAsia="Times New Roman" w:hAnsi="Times New Roman"/>
+          <w:sz w:val="24"/>
+          <w:szCs w:val="24"/>
+        </w:rPr>
+        <w:t xml:space="preserve"/>
+      </w:r>
+    </w:p>
+    <w:p>
+      <w:r>
+        <w:rPr>
+          <w:rFonts w:ascii="Times New Roman" w:cs="Times New Roman" w:eastAsia="Times New Roman" w:hAnsi="Times New Roman"/>
+          <w:sz w:val="24"/>
+          <w:szCs w:val="24"/>
+        </w:rPr>
+        <w:t xml:space="preserve"/>
+      </w:r>
+    </w:p>
+    <w:p>
+      <w:r>
+        <w:rPr>
+          <w:rFonts w:ascii="Times New Roman" w:cs="Times New Roman" w:eastAsia="Times New Roman" w:hAnsi="Times New Roman"/>
+          <w:sz w:val="24"/>
+          <w:szCs w:val="24"/>
+        </w:rPr>
+        <w:t xml:space="preserve"/>
+      </w:r>
+    </w:p>
+    <w:p>
+      <w:r>
+        <w:rPr>
+          <w:rFonts w:ascii="Times New Roman" w:cs="Times New Roman" w:eastAsia="Times New Roman" w:hAnsi="Times New Roman"/>
+          <w:sz w:val="24"/>
+          <w:szCs w:val="24"/>
+        </w:rPr>
+        <w:t xml:space="preserve"/>
+      </w:r>
+    </w:p>
+    <w:p>
+      <w:r>
+        <w:rPr>
+          <w:rFonts w:ascii="Times New Roman" w:cs="Times New Roman" w:eastAsia="Times New Roman" w:hAnsi="Times New Roman"/>
+          <w:sz w:val="24"/>
+          <w:szCs w:val="24"/>
+        </w:rPr>
+        <w:t xml:space="preserve"/>
+      </w:r>
+    </w:p>
+    <w:p>
+      <w:r>
+        <w:rPr>
+          <w:rFonts w:ascii="Times New Roman" w:cs="Times New Roman" w:eastAsia="Times New Roman" w:hAnsi="Times New Roman"/>
+          <w:sz w:val="24"/>
+          <w:szCs w:val="24"/>
+        </w:rPr>
+        <w:t xml:space="preserve"/>
+      </w:r>
+    </w:p>
+    <w:p>
+      <w:r>
+        <w:rPr>
+          <w:rFonts w:ascii="Times New Roman" w:cs="Times New Roman" w:eastAsia="Times New Roman" w:hAnsi="Times New Roman"/>
+          <w:sz w:val="24"/>
+          <w:szCs w:val="24"/>
+        </w:rPr>
+        <w:t xml:space="preserve"/>
+      </w:r>
+    </w:p>
+    <w:p>
+      <w:r>
+        <w:rPr>
+          <w:rFonts w:ascii="Times New Roman" w:cs="Times New Roman" w:eastAsia="Times New Roman" w:hAnsi="Times New Roman"/>
+          <w:sz w:val="24"/>
+          <w:szCs w:val="24"/>
+        </w:rPr>
+        <w:t xml:space="preserve"/>
+      </w:r>
+    </w:p>
+    <w:p>
+      <w:r>
+        <w:rPr>
+          <w:rFonts w:ascii="Times New Roman" w:cs="Times New Roman" w:eastAsia="Times New Roman" w:hAnsi="Times New Roman"/>
+          <w:sz w:val="24"/>
+          <w:szCs w:val="24"/>
+        </w:rPr>
+        <w:t xml:space="preserve"/>
+      </w:r>
+    </w:p>
+    <w:p>
+      <w:r>
+        <w:rPr>
+          <w:rFonts w:ascii="Times New Roman" w:cs="Times New Roman" w:eastAsia="Times New Roman" w:hAnsi="Times New Roman"/>
+          <w:sz w:val="24"/>
+          <w:szCs w:val="24"/>
+        </w:rPr>
+        <w:t xml:space="preserve"/>
+      </w:r>
+    </w:p>
+    <w:p>
+      <w:r>
+        <w:rPr>
+          <w:rFonts w:ascii="Times New Roman" w:cs="Times New Roman" w:eastAsia="Times New Roman" w:hAnsi="Times New Roman"/>
+          <w:sz w:val="24"/>
+          <w:szCs w:val="24"/>
+        </w:rPr>
+        <w:t xml:space="preserve"/>
+      </w:r>
+    </w:p>
+    <w:p>
+      <w:r>
+        <w:rPr>
+          <w:rFonts w:ascii="Times New Roman" w:cs="Times New Roman" w:eastAsia="Times New Roman" w:hAnsi="Times New Roman"/>
+          <w:sz w:val="24"/>
+          <w:szCs w:val="24"/>
+        </w:rPr>
+        <w:t xml:space="preserve"/>
+      </w:r>
+    </w:p>
+    <w:p>
+      <w:r>
+        <w:rPr>
+          <w:rFonts w:ascii="Times New Roman" w:cs="Times New Roman" w:eastAsia="Times New Roman" w:hAnsi="Times New Roman"/>
+          <w:sz w:val="24"/>
+          <w:szCs w:val="24"/>
+        </w:rPr>
+        <w:t xml:space="preserve"/>
+      </w:r>
+    </w:p>
+    <w:p>
+      <w:r>
+        <w:rPr>
+          <w:rFonts w:ascii="Times New Roman" w:cs="Times New Roman" w:eastAsia="Times New Roman" w:hAnsi="Times New Roman"/>
+          <w:sz w:val="24"/>
+          <w:szCs w:val="24"/>
+        </w:rPr>
+        <w:t xml:space="preserve"/>
+      </w:r>
+    </w:p>
+    <w:p>
+      <w:r>
+        <w:rPr>
+          <w:rFonts w:ascii="Times New Roman" w:cs="Times New Roman" w:eastAsia="Times New Roman" w:hAnsi="Times New Roman"/>
+          <w:sz w:val="24"/>
+          <w:szCs w:val="24"/>
+        </w:rPr>
+        <w:t xml:space="preserve"/>
+      </w:r>
+    </w:p>
+    <w:p>
+      <w:r>
+        <w:rPr>
+          <w:rFonts w:ascii="Times New Roman" w:cs="Times New Roman" w:eastAsia="Times New Roman" w:hAnsi="Times New Roman"/>
+          <w:sz w:val="24"/>
+          <w:szCs w:val="24"/>
+        </w:rPr>
+        <w:t xml:space="preserve"/>
+      </w:r>
+    </w:p>
+    <w:p>
+      <w:r>
+        <w:rPr>
+          <w:rFonts w:ascii="Times New Roman" w:cs="Times New Roman" w:eastAsia="Times New Roman" w:hAnsi="Times New Roman"/>
+          <w:sz w:val="24"/>
+          <w:szCs w:val="24"/>
+        </w:rPr>
+        <w:t xml:space="preserve"/>
+      </w:r>
+    </w:p>
+    <w:p>
+      <w:r>
+        <w:rPr>
+          <w:rFonts w:ascii="Times New Roman" w:cs="Times New Roman" w:eastAsia="Times New Roman" w:hAnsi="Times New Roman"/>
+          <w:sz w:val="24"/>
+          <w:szCs w:val="24"/>
+        </w:rPr>
+        <w:t xml:space="preserve"/>
+      </w:r>
+    </w:p>
+    <w:p>
+      <w:r>
+        <w:rPr>
+          <w:rFonts w:ascii="Times New Roman" w:cs="Times New Roman" w:eastAsia="Times New Roman" w:hAnsi="Times New Roman"/>
+          <w:sz w:val="24"/>
+          <w:szCs w:val="24"/>
+        </w:rPr>
+        <w:t xml:space="preserve"/>
+      </w:r>
+    </w:p>
+    <w:p>
+      <w:r>
+        <w:rPr>
+          <w:rFonts w:ascii="Times New Roman" w:cs="Times New Roman" w:eastAsia="Times New Roman" w:hAnsi="Times New Roman"/>
+          <w:sz w:val="24"/>
+          <w:szCs w:val="24"/>
+        </w:rPr>
+        <w:t xml:space="preserve"/>
+      </w:r>
+    </w:p>
+    <w:p>
+      <w:r>
+        <w:rPr>
+          <w:rFonts w:ascii="Times New Roman" w:cs="Times New Roman" w:eastAsia="Times New Roman" w:hAnsi="Times New Roman"/>
+          <w:sz w:val="24"/>
+          <w:szCs w:val="24"/>
+        </w:rPr>
+        <w:t xml:space="preserve"/>
+      </w:r>
+    </w:p>
+    <w:p>
+      <w:r>
+        <w:rPr>
+          <w:rFonts w:ascii="Times New Roman" w:cs="Times New Roman" w:eastAsia="Times New Roman" w:hAnsi="Times New Roman"/>
+          <w:sz w:val="24"/>
+          <w:szCs w:val="24"/>
+        </w:rPr>
+        <w:t xml:space="preserve"/>
+      </w:r>
+    </w:p>
+    <w:p>
+      <w:r>
+        <w:rPr>
+          <w:rFonts w:ascii="Times New Roman" w:cs="Times New Roman" w:eastAsia="Times New Roman" w:hAnsi="Times New Roman"/>
+          <w:sz w:val="24"/>
+          <w:szCs w:val="24"/>
+        </w:rPr>
+        <w:t xml:space="preserve"/>
+      </w:r>
+    </w:p>
+    <w:p>
+      <w:r>
+        <w:rPr>
+          <w:rFonts w:ascii="Times New Roman" w:cs="Times New Roman" w:eastAsia="Times New Roman" w:hAnsi="Times New Roman"/>
+          <w:sz w:val="24"/>
+          <w:szCs w:val="24"/>
+        </w:rPr>
+        <w:t xml:space="preserve"/>
+      </w:r>
+    </w:p>
+    <w:p>
+      <w:pPr>
+        <w:spacing w:after="120"/>
+      </w:pPr>
+      <w:r>
+        <w:rPr>
+          <w:rFonts w:ascii="Times New Roman" w:cs="Times New Roman" w:eastAsia="Times New Roman" w:hAnsi="Times New Roman"/>
+          <w:sz w:val="24"/>
+          <w:szCs w:val="24"/>
+        </w:rPr>
+        <w:t xml:space="preserve">Connor Jarrett</w:t>
+      </w:r>
+    </w:p>
+    <w:p>
+      <w:pPr>
+        <w:spacing w:after="120"/>
+      </w:pPr>
+      <w:r>
+        <w:rPr>
+          <w:rFonts w:ascii="Times New Roman" w:cs="Times New Roman" w:eastAsia="Times New Roman" w:hAnsi="Times New Roman"/>
+          <w:sz w:val="24"/>
+          <w:szCs w:val="24"/>
+        </w:rPr>
+        <w:t xml:space="preserve">10/20/2026</w:t>
+      </w:r>
+    </w:p>
+    <w:p>
+      <w:pPr>
+        <w:spacing w:after="120"/>
+      </w:pPr>
+      <w:r>
+        <w:rPr>
+          <w:rFonts w:ascii="Times New Roman" w:cs="Times New Roman" w:eastAsia="Times New Roman" w:hAnsi="Times New Roman"/>
+          <w:sz w:val="24"/>
+          <w:szCs w:val="24"/>
+        </w:rPr>
+        <w:t xml:space="preserve">Professor Hongbo Zhang</w:t>
+      </w:r>
+    </w:p>
+    <w:p>
+      <w:r>
+        <w:br w:type="page"/>
+      </w:r>
+    </w:p>
+    <w:p>
+      <w:pPr>
+        <w:spacing w:after="120" w:before="280"/>
+      </w:pPr>
+      <w:r>
+        <w:rPr>
+          <w:rFonts w:ascii="Times New Roman" w:cs="Times New Roman" w:eastAsia="Times New Roman" w:hAnsi="Times New Roman"/>
+          <w:b/>
+          <w:bCs/>
+          <w:sz w:val="28"/>
+          <w:szCs w:val="28"/>
+        </w:rPr>
+        <w:t xml:space="preserve">Primary Reading Article Chosen</w:t>
       </w:r>
     </w:p>
     <w:p>
@@ -183,20 +460,92 @@
       </w:pPr>
       <w:r>
         <w:rPr>
-          <w:i/>
-          <w:iCs/>
-          <w:color w:val="C00000"/>
-        </w:rPr>
-        <w:t xml:space="preserve">[PENDING: The Hugging Face dataset page could not be accessed from the environment used to prepare this document, so this section has not been written yet. It will be filled in from the dataset card once it is available.]</w:t>
-      </w:r>
-    </w:p>
-    <w:p>
-      <w:pPr>
-        <w:pStyle w:val="Heading2"/>
-        <w:spacing w:after="120" w:before="200"/>
-      </w:pPr>
-      <w:r>
-        <w:t xml:space="preserve">What I learned</w:t>
+          <w:rFonts w:ascii="Times New Roman" w:cs="Times New Roman" w:eastAsia="Times New Roman" w:hAnsi="Times New Roman"/>
+          <w:sz w:val="24"/>
+          <w:szCs w:val="24"/>
+        </w:rPr>
+        <w:t xml:space="preserve">Learning Agile and Dynamic Motor Skills for Legged Robots (Hwangbo et al., 2019 / ANYmal) Science Robotics / arXiv Open Access: Hwangbo, J., Lee, J., Dosovitskiy, A., Bellicoso, D., Tsounis, V., Koltun, V., &amp; Hutter, M. The seminal quadrupedal deep RL paper establishing physics simulation training, neural actuator network modeling, joint PD target tracking, and zero-shot sim-to-real transfer to physical legged robots.</w:t>
+      </w:r>
+      <w:r>
+        <w:rPr>
+          <w:rFonts w:ascii="Times New Roman" w:cs="Times New Roman" w:eastAsia="Times New Roman" w:hAnsi="Times New Roman"/>
+          <w:sz w:val="24"/>
+          <w:szCs w:val="24"/>
+        </w:rPr>
+        <w:t xml:space="preserve"> </w:t>
+      </w:r>
+      <w:hyperlink w:history="1" r:id="rIdctq6s7tu4xb1nj5rzoajq">
+        <w:r>
+          <w:rPr>
+            <w:rFonts w:ascii="Times New Roman" w:cs="Times New Roman" w:eastAsia="Times New Roman" w:hAnsi="Times New Roman"/>
+            <w:color w:val="467886"/>
+            <w:sz w:val="24"/>
+            <w:szCs w:val="24"/>
+            <w:u w:val="single"/>
+          </w:rPr>
+          <w:t xml:space="preserve">https://arxiv.org/abs/1901.08652</w:t>
+        </w:r>
+      </w:hyperlink>
+    </w:p>
+    <w:p>
+      <w:pPr>
+        <w:pStyle w:val="ListParagraph"/>
+        <w:numPr>
+          <w:ilvl w:val="0"/>
+          <w:numId w:val="2"/>
+        </w:numPr>
+        <w:spacing w:after="60"/>
+      </w:pPr>
+      <w:r>
+        <w:rPr>
+          <w:rFonts w:ascii="Times New Roman" w:cs="Times New Roman" w:eastAsia="Times New Roman" w:hAnsi="Times New Roman"/>
+          <w:sz w:val="24"/>
+          <w:szCs w:val="24"/>
+        </w:rPr>
+        <w:t xml:space="preserve">This article tackles a common problem in legged robotics: hand-designed controllers take months of expert tuning, and while reinforcement learning (RL) could learn a controller automatically, training on a real robot is slow, expensive, and risky. Training in simulation is cheaper, but those policies usually fail on hardware because of the “reality gap.” The authors work with ANYmal, a dog-sized quadruped of about 32 kg with 12 series-elastic actuators that are very hard to model analytically. Their method has four steps. They build a rigid-body model of the robot and randomize its inertial properties, then train an “actuator network,” a small MLP that predicts the torque each real joint will produce from a short history of position errors and velocities, using about four minutes of data recorded from the real robot. They plug that network into the simulator to make a “hybrid simulator” and train the control policy with TRPO, using a curriculum and noise on the velocity observations. The policy outputs joint position targets that a PD controller turns into torques. Finally, they copy the trained weights onto the robot and run them with no fine-tuning. The learned policy tracked velocity commands more accurately than the best model-based controller while using less torque and power, reached about 1.5 m/s (25% faster than ANYmal’s previous record), and recovered from falls in all nine trials on hardware.</w:t>
+      </w:r>
+    </w:p>
+    <w:p>
+      <w:pPr>
+        <w:pStyle w:val="ListParagraph"/>
+        <w:numPr>
+          <w:ilvl w:val="0"/>
+          <w:numId w:val="2"/>
+        </w:numPr>
+        <w:spacing w:after="60"/>
+      </w:pPr>
+      <w:r>
+        <w:rPr>
+          <w:rFonts w:ascii="Times New Roman" w:cs="Times New Roman" w:eastAsia="Times New Roman" w:hAnsi="Times New Roman"/>
+          <w:sz w:val="24"/>
+          <w:szCs w:val="24"/>
+        </w:rPr>
+        <w:t xml:space="preserve">I learned that the sim-to-real gap does not have to be closed by building a perfect physics model. The authors kept the parts that are easy to model (rigid links and contacts) as physics and used a learned model only for the hard part, the actuators. Before reading this I assumed that training in simulation just meant you needed a better simulator, but the ablation showed that policies trained with an ideal or hand-tuned analytical actuator model could not take a single step on the real robot, so small things like delays and actuator dynamics can matter more than the big physics. I also found that many small engineering choices are what make RL work on a real robot. Adding noise to the joint velocity readings, using a bounded tanh activation so the policy does not output huge actions in unfamiliar states, and ramping up penalties with a curriculum so the robot does not just learn to stand still are details I would not have thought of on my own. The main takeaway was that the RL algorithm itself is almost the least interesting part; the real work is setting up the simulator, observations, and rewards so the policy transfers, and having the policy output position targets for a PD controller gave me a clearer picture of how a neural network actually connects to a motor.</w:t>
+      </w:r>
+    </w:p>
+    <w:p>
+      <w:r>
+        <w:rPr>
+          <w:rFonts w:ascii="Times New Roman" w:cs="Times New Roman" w:eastAsia="Times New Roman" w:hAnsi="Times New Roman"/>
+          <w:sz w:val="24"/>
+          <w:szCs w:val="24"/>
+        </w:rPr>
+        <w:t xml:space="preserve"/>
+      </w:r>
+    </w:p>
+    <w:p>
+      <w:pPr>
+        <w:spacing w:after="120" w:before="280"/>
+      </w:pPr>
+      <w:r>
+        <w:rPr>
+          <w:rFonts w:ascii="Times New Roman" w:cs="Times New Roman" w:eastAsia="Times New Roman" w:hAnsi="Times New Roman"/>
+          <w:b/>
+          <w:bCs/>
+          <w:sz w:val="28"/>
+          <w:szCs w:val="28"/>
+        </w:rPr>
+        <w:t xml:space="preserve">Open-Access Review Papers &amp; Survey Manuscripts Article Chosen</w:t>
       </w:r>
     </w:p>
     <w:p>
@@ -205,155 +554,340 @@
       </w:pPr>
       <w:r>
         <w:rPr>
-          <w:i/>
-          <w:iCs/>
-          <w:color w:val="C00000"/>
-        </w:rPr>
-        <w:t xml:space="preserve">[PENDING: This section will connect the dataset to Parts 1 and 2 once the dataset card has been reviewed.]</w:t>
-      </w:r>
-    </w:p>
-    <w:p>
-      <w:pPr>
-        <w:pStyle w:val="Heading1"/>
-        <w:spacing w:after="160" w:before="360"/>
-      </w:pPr>
-      <w:r>
-        <w:t xml:space="preserve">Part 4: Unitree SDK2 Python (GitHub)</w:t>
-      </w:r>
-    </w:p>
-    <w:p>
-      <w:pPr>
-        <w:pStyle w:val="Heading2"/>
-        <w:spacing w:after="120" w:before="200"/>
-      </w:pPr>
-      <w:r>
-        <w:t xml:space="preserve">Summary</w:t>
-      </w:r>
-    </w:p>
-    <w:p>
-      <w:pPr>
-        <w:spacing w:after="160" w:line="276"/>
-      </w:pPr>
-      <w:r>
-        <w:t xml:space="preserve">unitree_sdk2_python is Unitree Robotics' official Python interface to their robot SDK (unitree_sdk2). It lets a program on a computer connected to the robot over Ethernet read the robot's state and send it commands. All communication happens over DDS (it depends on CycloneDDS), using a publish/subscribe model where messages are sent on named topics. The repo has a simple "hello world" publisher and subscriber example just to show how DDS messages work.</w:t>
-      </w:r>
-    </w:p>
-    <w:p>
-      <w:pPr>
-        <w:spacing w:after="160" w:line="276"/>
-      </w:pPr>
-      <w:r>
-        <w:t xml:space="preserve">The SDK has two main levels of control. The high-level interface (for example, SportClient for the Go2) works like a remote control with built-in behaviors: commands like StandUp, BalanceStand, RecoveryStand, and Move(vx, vy, vyaw), which sends a forward, sideways, and turning velocity for Unitree's own onboard walking controller to follow. The low-level interface gives direct access to the motors. You subscribe to a LowState message and publish LowCmd messages. LowState contains the IMU data (quaternion, gyroscope, accelerometer, roll/pitch/yaw), each motor's position, velocity, acceleration, estimated torque, and temperature, plus foot force readings and battery info. Each motor command in LowCmd has a target position (q), target velocity (dq), feedforward torque (tau), and the gains kp and kd. Before using low-level control you have to turn off Unitree's built-in sport mode so the two controllers don't fight each other, and the Go2 stand example does this in code with a MotionSwitcherClient. That example then sends commands every 2 ms to move the legs smoothly between a few poses. Besides locomotion, the SDK has examples for reading the wireless controller, the front camera, obstacle avoidance, and lights/volume. The examples folder covers a lot of Unitree robots, including the Go2, Go2-W, B2, B2-W, and A2 quadrupeds and humanoids like the G1, H1, and H2.</w:t>
-      </w:r>
-    </w:p>
-    <w:p>
-      <w:pPr>
-        <w:pStyle w:val="Heading2"/>
-        <w:spacing w:after="120" w:before="200"/>
-      </w:pPr>
-      <w:r>
-        <w:t xml:space="preserve">What I learned</w:t>
-      </w:r>
-    </w:p>
-    <w:p>
-      <w:pPr>
-        <w:spacing w:after="160" w:line="276"/>
-      </w:pPr>
-      <w:r>
-        <w:t xml:space="preserve">Reading through this repo after the two papers made the "deploy on the real system" step feel much more concrete. In Part 1, step four is basically one sentence: the trained network is ported to the robot and run. This SDK is exactly the layer where that would happen on a Unitree robot. The observations an RL policy needs line up with what LowState provides: the IMU orientation and gyroscope give the body orientation and angular velocity, and the motor states give joint positions and velocities. The actions line up with LowCmd. Part 1's policy output joint position targets that were turned into torque by a PD controller with fixed gains, and the survey describes the same pattern. LowCmd has the same structure, since each motor gets a position target plus kp and kd gains. So deploying a policy like the one in Part 1 would mean reading LowState, building the observation vector, running the network, and writing its outputs as q targets with fixed gains. It also makes sense to me why Part 1 chose position targets over raw torques; this interface makes the PD-plus-target approach the natural one.</w:t>
-      </w:r>
-    </w:p>
-    <w:p>
-      <w:pPr>
-        <w:spacing w:after="160" w:line="276"/>
-      </w:pPr>
-      <w:r>
-        <w:t xml:space="preserve">I also saw links to the sim-to-real details from both papers. Part 1 ran its locomotion policy at 200 Hz, while the low-level example here writes commands every 2 ms (500 Hz). My understanding is that a policy would usually run slower than this command loop and the motors would track the latest target in between, though the repo itself doesn't include an RL deployment example. Part 1 also stressed that joint velocity readings are noisy and that actuator dynamics are hard to model. The SDK reports joint position, velocity, and an estimated torque for each motor, which is the same kind of data Part 1 used to train its actuator network, so in principle you could log it from a Go2 to build a similar model. The survey mentioned that the Walk These Ways work used LCM to pass commands between the policy and the low-level controller; here DDS plays that same middleware role. The high-level Move(vx, vy, vyaw) command also matches the three-part velocity command (forward, lateral, turning) that Part 1's policy was trained to follow, which shows the same command interface whether the walking controller is Unitree's or a learned one. Finally, the safety steps in the examples, like the warning to clear the area, the low gains in the README's motor example, and the need to switch off the built-in controller, reminded me of the survey's point that deploying on real hardware is a separate challenge from training, and that a policy that misbehaves outside its training distribution can actually damage something.</w:t>
-      </w:r>
-    </w:p>
-    <w:p>
-      <w:pPr>
-        <w:pStyle w:val="Heading1"/>
-        <w:spacing w:after="160" w:before="360"/>
-      </w:pPr>
-      <w:r>
-        <w:t xml:space="preserve">References</w:t>
-      </w:r>
-    </w:p>
-    <w:p>
-      <w:pPr>
-        <w:spacing w:after="160" w:line="276"/>
-        <w:ind w:left="720" w:hanging="720"/>
-      </w:pPr>
-      <w:r>
-        <w:t xml:space="preserve">Gurram, M., Uttam, P. K., &amp; Ohol, S. S. (2024). </w:t>
-      </w:r>
-      <w:r>
-        <w:rPr>
-          <w:i/>
-          <w:iCs/>
-        </w:rPr>
-        <w:t xml:space="preserve">Reinforcement learning for quadrupedal locomotion: Current advancements and future perspectives</w:t>
-      </w:r>
-      <w:r>
-        <w:t xml:space="preserve"> (arXiv:2410.10438). arXiv. https://doi.org/10.48550/arXiv.2410.10438</w:t>
-      </w:r>
-    </w:p>
-    <w:p>
-      <w:pPr>
-        <w:spacing w:after="160" w:line="276"/>
-        <w:ind w:left="720" w:hanging="720"/>
-      </w:pPr>
-      <w:r>
-        <w:t xml:space="preserve">Hwangbo, J., Lee, J., Dosovitskiy, A., Bellicoso, D., Lee, J., Tsounis, V., Koltun, V., &amp; Hutter, M. (2019). Learning agile and dynamic motor skills for legged robots. </w:t>
-      </w:r>
-      <w:r>
-        <w:rPr>
-          <w:i/>
-          <w:iCs/>
-        </w:rPr>
-        <w:t xml:space="preserve">Science Robotics, 4</w:t>
-      </w:r>
-      <w:r>
-        <w:t xml:space="preserve">(26), eaau5872. https://doi.org/10.1126/scirobotics.aau5872</w:t>
-      </w:r>
-    </w:p>
-    <w:p>
-      <w:pPr>
-        <w:spacing w:after="160" w:line="276"/>
-        <w:ind w:left="720" w:hanging="720"/>
-      </w:pPr>
-      <w:r>
-        <w:t xml:space="preserve">MIMUW Robotics. (2026). </w:t>
-      </w:r>
-      <w:r>
-        <w:rPr>
-          <w:i/>
-          <w:iCs/>
-        </w:rPr>
-        <w:t xml:space="preserve">Kine2Go: Kinematic dataset for the Unitree Go2 robot with diverse gaits and motions</w:t>
-      </w:r>
-      <w:r>
-        <w:t xml:space="preserve"> [Data set]. Hugging Face. https://huggingface.co/datasets/MIMUW-Robotics/kine2go</w:t>
-      </w:r>
-    </w:p>
-    <w:p>
-      <w:pPr>
-        <w:spacing w:after="160" w:line="276"/>
-        <w:ind w:left="720" w:hanging="720"/>
-      </w:pPr>
-      <w:r>
-        <w:t xml:space="preserve">Unitree Robotics. (n.d.). </w:t>
-      </w:r>
-      <w:r>
-        <w:rPr>
-          <w:i/>
-          <w:iCs/>
-        </w:rPr>
-        <w:t xml:space="preserve">unitree_sdk2_python</w:t>
-      </w:r>
-      <w:r>
-        <w:t xml:space="preserve"> [Computer software]. GitHub. Retrieved October 19, 2026, from https://github.com/unitreerobotics/unitree_sdk2_python</w:t>
+          <w:rFonts w:ascii="Times New Roman" w:cs="Times New Roman" w:eastAsia="Times New Roman" w:hAnsi="Times New Roman"/>
+          <w:sz w:val="24"/>
+          <w:szCs w:val="24"/>
+        </w:rPr>
+        <w:t xml:space="preserve">Reinforcement Learning for Quadrupedal Locomotion: Current Advancements and Future Perspectives: Gurram, M., Uttam, P. K., &amp; Ohol, S. S. A thorough modern survey detailing observation space formulation (IMU attitude, joint history), reward function shaping, sim-to-real gap mitigation, and low-level motor PD command loops on physical quadrupeds.</w:t>
+      </w:r>
+      <w:r>
+        <w:rPr>
+          <w:rFonts w:ascii="Times New Roman" w:cs="Times New Roman" w:eastAsia="Times New Roman" w:hAnsi="Times New Roman"/>
+          <w:sz w:val="24"/>
+          <w:szCs w:val="24"/>
+        </w:rPr>
+        <w:t xml:space="preserve"> </w:t>
+      </w:r>
+      <w:hyperlink w:history="1" r:id="rIdqzhd9harlbepqq5ok_yfz">
+        <w:r>
+          <w:rPr>
+            <w:rFonts w:ascii="Times New Roman" w:cs="Times New Roman" w:eastAsia="Times New Roman" w:hAnsi="Times New Roman"/>
+            <w:color w:val="467886"/>
+            <w:sz w:val="24"/>
+            <w:szCs w:val="24"/>
+            <w:u w:val="single"/>
+          </w:rPr>
+          <w:t xml:space="preserve">https://arxiv.org/abs/2410.10438v1</w:t>
+        </w:r>
+      </w:hyperlink>
+    </w:p>
+    <w:p>
+      <w:pPr>
+        <w:pStyle w:val="ListParagraph"/>
+        <w:numPr>
+          <w:ilvl w:val="0"/>
+          <w:numId w:val="2"/>
+        </w:numPr>
+        <w:spacing w:after="60"/>
+      </w:pPr>
+      <w:r>
+        <w:rPr>
+          <w:rFonts w:ascii="Times New Roman" w:cs="Times New Roman" w:eastAsia="Times New Roman" w:hAnsi="Times New Roman"/>
+          <w:sz w:val="24"/>
+          <w:szCs w:val="24"/>
+        </w:rPr>
+        <w:t xml:space="preserve">This article is a survey of how RL is being used to build locomotion controllers for quadruped robots. It describes the basic setup, where the robot’s state (orientation, velocities, joint angles) goes into a policy, the policy outputs target joint positions, and a low-level controller turns those into motor torques. Policies are trained in simulators such as Isaac Gym or RaiSim using a URDF model of the robot and then transferred to hardware. Much of the paper covers techniques that make that transfer work, including the teacher-student (privileged learning) framework, where a teacher trained with simulation-only information such as contact forces and terrain shape is imitated by a student that only uses real sensors; Rapid Motor Adaptation (RMA), which estimates hidden environment properties from recent states and actions; and curriculum learning and domain randomization of terrain, friction, motor strength, and gains. It also contrasts gait-bound methods, which build in gaits like trotting, with gait-free methods that let the policy find its own gait, and explains reward design and policy-gradient methods like PPO. It closes with a table comparing 13 RL locomotion works, most of which use PPO and Unitree robots, and future directions such as exteroceptive sensing, combining model-based and model-free methods, and online learning on the real robot.</w:t>
+      </w:r>
+    </w:p>
+    <w:p>
+      <w:pPr>
+        <w:pStyle w:val="ListParagraph"/>
+        <w:numPr>
+          <w:ilvl w:val="0"/>
+          <w:numId w:val="2"/>
+        </w:numPr>
+        <w:spacing w:after="60"/>
+      </w:pPr>
+      <w:r>
+        <w:rPr>
+          <w:rFonts w:ascii="Times New Roman" w:cs="Times New Roman" w:eastAsia="Times New Roman" w:hAnsi="Times New Roman"/>
+          <w:sz w:val="24"/>
+          <w:szCs w:val="24"/>
+        </w:rPr>
+        <w:t xml:space="preserve">I learned where the primary reading fits in the bigger picture. Hwangbo et al. was one of the early works showing sim-to-real RL was possible on a serious quadruped, and the first entry in the survey’s table is a 2020 follow-up from the same ETH Zurich group that also uses TRPO, ANYmal, and RaiSim. I also found that the field has split the sim-to-real problem into different strategies. The primary reading mostly made the simulator more realistic with its actuator network, while later work leaned more on domain randomization, teacher-student training, and adaptation modules like RMA that let the policy work out its environment on the fly. These feel complementary, since one makes the simulation closer to reality and the other makes the policy tolerant of whatever gap is left. I also noticed the shift from TRPO to PPO in almost every newer paper, and from expensive research robots like ANYmal to cheaper Unitree platforms that ship with low-level controllers that accept joint commands. Under the survey’s terms, the primary reading’s policy would be gait-free because it discovered a trot on its own. The main takeaway was that the survey is a useful map of the area, although it reads more like a broad overview than a deep technical comparison, and some future directions, such as quantum RL, felt less grounded than the rest.</w:t>
+      </w:r>
+    </w:p>
+    <w:p>
+      <w:r>
+        <w:rPr>
+          <w:rFonts w:ascii="Times New Roman" w:cs="Times New Roman" w:eastAsia="Times New Roman" w:hAnsi="Times New Roman"/>
+          <w:sz w:val="24"/>
+          <w:szCs w:val="24"/>
+        </w:rPr>
+        <w:t xml:space="preserve"/>
+      </w:r>
+    </w:p>
+    <w:p>
+      <w:pPr>
+        <w:spacing w:after="120" w:before="280"/>
+      </w:pPr>
+      <w:r>
+        <w:rPr>
+          <w:rFonts w:ascii="Times New Roman" w:cs="Times New Roman" w:eastAsia="Times New Roman" w:hAnsi="Times New Roman"/>
+          <w:b/>
+          <w:bCs/>
+          <w:sz w:val="28"/>
+          <w:szCs w:val="28"/>
+        </w:rPr>
+        <w:t xml:space="preserve">Interactive Web Demos &amp; Open-Source Tools Article Chosen</w:t>
+      </w:r>
+    </w:p>
+    <w:p>
+      <w:pPr>
+        <w:spacing w:after="160"/>
+      </w:pPr>
+      <w:r>
+        <w:rPr>
+          <w:rFonts w:ascii="Times New Roman" w:cs="Times New Roman" w:eastAsia="Times New Roman" w:hAnsi="Times New Roman"/>
+          <w:sz w:val="24"/>
+          <w:szCs w:val="24"/>
+        </w:rPr>
+        <w:t xml:space="preserve">Kine2Go: Kinematic Dataset for the Unitree Go2 Robot with Diverse Gaits and Motions (Hugging Face / Open Access): MIMUW Robotics. Open-access dataset of 800 simulated rollouts from 40 dog, horse, and robot motion clips retargeted to the Go2, each tracked by a PPO imitation policy, with joint kinematics, base state, and actions logged at 60 Hz.</w:t>
+      </w:r>
+      <w:r>
+        <w:rPr>
+          <w:rFonts w:ascii="Times New Roman" w:cs="Times New Roman" w:eastAsia="Times New Roman" w:hAnsi="Times New Roman"/>
+          <w:sz w:val="24"/>
+          <w:szCs w:val="24"/>
+        </w:rPr>
+        <w:t xml:space="preserve"> </w:t>
+      </w:r>
+      <w:hyperlink w:history="1" r:id="rIdvrzenkyrir6rud-lnrr5z">
+        <w:r>
+          <w:rPr>
+            <w:rFonts w:ascii="Times New Roman" w:cs="Times New Roman" w:eastAsia="Times New Roman" w:hAnsi="Times New Roman"/>
+            <w:color w:val="467886"/>
+            <w:sz w:val="24"/>
+            <w:szCs w:val="24"/>
+            <w:u w:val="single"/>
+          </w:rPr>
+          <w:t xml:space="preserve">https://huggingface.co/datasets/MIMUW-Robotics/kine2go</w:t>
+        </w:r>
+      </w:hyperlink>
+    </w:p>
+    <w:p>
+      <w:pPr>
+        <w:pStyle w:val="ListParagraph"/>
+        <w:numPr>
+          <w:ilvl w:val="0"/>
+          <w:numId w:val="2"/>
+        </w:numPr>
+        <w:spacing w:after="60"/>
+      </w:pPr>
+      <w:r>
+        <w:rPr>
+          <w:rFonts w:ascii="Times New Roman" w:cs="Times New Roman" w:eastAsia="Times New Roman" w:hAnsi="Times New Roman"/>
+          <w:sz w:val="24"/>
+          <w:szCs w:val="24"/>
+        </w:rPr>
+        <w:t xml:space="preserve">This dataset is a collection of motion data for the Unitree Go2 quadruped. It starts from 40 reference motion clips: 15 natural dog motion-capture clips and 7 synthetic dog clips from AI4Animation, 12 horse clips from the Vienna Horse Data Collection, and 6 motions from the Solo8 robot. Each clip was retargeted to the Go2’s 12 joints, and a separate PPO policy was trained to imitate it in the Genesis simulator using the rsl_rl library. Twenty perturbed rollouts were then recorded for each clip, for 800 rollouts in total at 60 Hz. Every clip folder holds the retargeted reference motion, the training configuration, the final PPO checkpoint, and the 20 rollouts, each with its starting state, a step-by-step log, and a rendered video. The logs include joint positions and velocities, base position, orientation quaternion, linear and angular velocity, the 12 actions sent by the policy, and the pose of every link, all in meters and radians. The dataset is about 31 GB, and its stated purpose is training and regularizing behavioral foundation models for legged locomotion, with behavioral cloning and motion-retargeting evaluation as secondary uses.</w:t>
+      </w:r>
+    </w:p>
+    <w:p>
+      <w:pPr>
+        <w:pStyle w:val="ListParagraph"/>
+        <w:numPr>
+          <w:ilvl w:val="0"/>
+          <w:numId w:val="2"/>
+        </w:numPr>
+        <w:spacing w:after="60"/>
+      </w:pPr>
+      <w:r>
+        <w:rPr>
+          <w:rFonts w:ascii="Times New Roman" w:cs="Times New Roman" w:eastAsia="Times New Roman" w:hAnsi="Times New Roman"/>
+          <w:sz w:val="24"/>
+          <w:szCs w:val="24"/>
+        </w:rPr>
+        <w:t xml:space="preserve">I learned that this dataset is essentially the output of the training pipeline both articles describe, run 40 times over. Each clip has a PPO policy trained in simulation, which matches the survey’s observation that PPO is now the standard algorithm, and the robot is a Unitree Go2, one of the affordable platforms the survey credits with opening up this research. The logged fields also line up with the observation and action spaces from the readings: base orientation, angular velocity, and joint positions and velocities are the proprioceptive state the policies read, and the 12 actions per step are the joint-level outputs that a low-level PD controller would track, just as in the primary reading. I also found that it highlights the difference between gait-bound and gait-free methods. The primary reading’s policy discovered its own trot, while every policy here is told exactly what motion to make by a dog, horse, or robot reference, so the gait comes from the data instead of from the reward. The perturbed rollouts connect to the survey’s focus on robustness, since they show how each policy behaves when pushed away from the ideal start. The main takeaway was that this is all simulation data, so it does not close the sim-to-real gap by itself the way the primary reading’s actuator network, trained on real joint data, did; it gives you a large library of motions and trained policies to build on, but transferring them to a real Go2 would still need the randomization or adaptation techniques the survey describes.</w:t>
+      </w:r>
+    </w:p>
+    <w:p>
+      <w:r>
+        <w:rPr>
+          <w:rFonts w:ascii="Times New Roman" w:cs="Times New Roman" w:eastAsia="Times New Roman" w:hAnsi="Times New Roman"/>
+          <w:sz w:val="24"/>
+          <w:szCs w:val="24"/>
+        </w:rPr>
+        <w:t xml:space="preserve"/>
+      </w:r>
+    </w:p>
+    <w:p>
+      <w:pPr>
+        <w:spacing w:after="120" w:before="280"/>
+      </w:pPr>
+      <w:r>
+        <w:rPr>
+          <w:rFonts w:ascii="Times New Roman" w:cs="Times New Roman" w:eastAsia="Times New Roman" w:hAnsi="Times New Roman"/>
+          <w:b/>
+          <w:bCs/>
+          <w:sz w:val="28"/>
+          <w:szCs w:val="28"/>
+        </w:rPr>
+        <w:t xml:space="preserve">Core Textbook Reference &amp; Official API Documentation Article Chosen</w:t>
+      </w:r>
+    </w:p>
+    <w:p>
+      <w:pPr>
+        <w:spacing w:after="160"/>
+      </w:pPr>
+      <w:r>
+        <w:rPr>
+          <w:rFonts w:ascii="Times New Roman" w:cs="Times New Roman" w:eastAsia="Times New Roman" w:hAnsi="Times New Roman"/>
+          <w:sz w:val="24"/>
+          <w:szCs w:val="24"/>
+        </w:rPr>
+        <w:t xml:space="preserve">Unitree Robotics Official SDK &amp; Python CycloneDDS Bindings (unitree_sdk2_python): Official documentation and code repository for low-level telemetry ingestion (LowState) and motor command publication (LowCmd) over CycloneDDS.</w:t>
+      </w:r>
+      <w:r>
+        <w:rPr>
+          <w:rFonts w:ascii="Times New Roman" w:cs="Times New Roman" w:eastAsia="Times New Roman" w:hAnsi="Times New Roman"/>
+          <w:sz w:val="24"/>
+          <w:szCs w:val="24"/>
+        </w:rPr>
+        <w:t xml:space="preserve"> </w:t>
+      </w:r>
+      <w:hyperlink w:history="1" r:id="rIdarit0mvpev1pg3xqsrsqg">
+        <w:r>
+          <w:rPr>
+            <w:rFonts w:ascii="Times New Roman" w:cs="Times New Roman" w:eastAsia="Times New Roman" w:hAnsi="Times New Roman"/>
+            <w:color w:val="467886"/>
+            <w:sz w:val="24"/>
+            <w:szCs w:val="24"/>
+            <w:u w:val="single"/>
+          </w:rPr>
+          <w:t xml:space="preserve">https://github.com/unitreerobotics/unitree_sdk2_python</w:t>
+        </w:r>
+      </w:hyperlink>
+    </w:p>
+    <w:p>
+      <w:pPr>
+        <w:pStyle w:val="ListParagraph"/>
+        <w:numPr>
+          <w:ilvl w:val="0"/>
+          <w:numId w:val="2"/>
+        </w:numPr>
+        <w:spacing w:after="60"/>
+      </w:pPr>
+      <w:r>
+        <w:rPr>
+          <w:rFonts w:ascii="Times New Roman" w:cs="Times New Roman" w:eastAsia="Times New Roman" w:hAnsi="Times New Roman"/>
+          <w:sz w:val="24"/>
+          <w:szCs w:val="24"/>
+        </w:rPr>
+        <w:t xml:space="preserve">This repository is Unitree Robotics’ official Python interface to their robot SDK. It lets a program on a computer connected to the robot over Ethernet read the robot’s state and send it commands, with all communication handled by DDS (CycloneDDS) using a publish/subscribe model on named topics. The SDK has two levels of control. The high-level interface, such as SportClient on the Go2, works like a remote control with built-in behaviors such as StandUp, BalanceStand, RecoveryStand, and Move(vx, vy, vyaw), which sends a forward, sideways, and turning velocity to Unitree’s own walking controller. The low-level interface gives direct access to the motors by subscribing to LowState and publishing LowCmd messages. LowState contains the IMU data (quaternion, gyroscope, accelerometer, roll, pitch, and yaw), each motor’s position, velocity, estimated torque, and temperature, plus foot forces and battery information. Each motor command in LowCmd has a target position (q), target velocity (dq), feedforward torque (tau), and gains kp and kd. Before using low-level control, the built-in sport mode has to be turned off so the two controllers do not fight, and the Go2 stand example does this with a MotionSwitcherClient before sending commands every 2 ms. The examples cover the Go2, B2, and other quadrupeds as well as humanoids like the G1 and H1.</w:t>
+      </w:r>
+    </w:p>
+    <w:p>
+      <w:pPr>
+        <w:pStyle w:val="ListParagraph"/>
+        <w:numPr>
+          <w:ilvl w:val="0"/>
+          <w:numId w:val="2"/>
+        </w:numPr>
+        <w:spacing w:after="60"/>
+      </w:pPr>
+      <w:r>
+        <w:rPr>
+          <w:rFonts w:ascii="Times New Roman" w:cs="Times New Roman" w:eastAsia="Times New Roman" w:hAnsi="Times New Roman"/>
+          <w:sz w:val="24"/>
+          <w:szCs w:val="24"/>
+        </w:rPr>
+        <w:t xml:space="preserve">I learned that this SDK is exactly where the “deploy on the real robot” step happens, which the primary reading covers in about one sentence. The observations an RL policy needs line up with LowState, since the IMU gives body orientation and angular velocity and the motor states give joint positions and velocities, and the actions line up with LowCmd. The primary reading’s policy output joint position targets that a PD controller with fixed gains turned into torque, and the survey describes the same pattern, so LowCmd’s position target plus kp and kd gains is the natural place to send a policy’s output. Deploying a policy would mean reading LowState, building the observation vector, running the network, and writing its outputs as q targets. I also found links to the sim-to-real details in both readings. The primary reading ran its policy at 200 Hz, while this example writes commands every 2 ms (500 Hz), so a policy would likely run slower while the motors track the latest target, although the repository does not include an RL deployment example. The SDK also reports joint position, velocity, and estimated torque, the same kind of data the primary reading used to train its actuator network, and DDS fills the middleware role the survey describes for LCM in the Walk These Ways work. The main takeaway was that the safety steps in the examples, such as clearing the area, using low gains, and switching off the built-in controller, reinforce the survey’s point that deploying on real hardware is its own challenge, because a policy that behaves badly outside its training distribution can damage something.</w:t>
+      </w:r>
+    </w:p>
+    <w:p>
+      <w:r>
+        <w:rPr>
+          <w:rFonts w:ascii="Times New Roman" w:cs="Times New Roman" w:eastAsia="Times New Roman" w:hAnsi="Times New Roman"/>
+          <w:sz w:val="24"/>
+          <w:szCs w:val="24"/>
+        </w:rPr>
+        <w:t xml:space="preserve"/>
+      </w:r>
+    </w:p>
+    <w:p>
+      <w:pPr>
+        <w:spacing w:after="120" w:before="280"/>
+      </w:pPr>
+      <w:r>
+        <w:rPr>
+          <w:rFonts w:ascii="Times New Roman" w:cs="Times New Roman" w:eastAsia="Times New Roman" w:hAnsi="Times New Roman"/>
+          <w:b/>
+          <w:bCs/>
+          <w:sz w:val="28"/>
+          <w:szCs w:val="28"/>
+        </w:rPr>
+        <w:t xml:space="preserve">Program Explanation:</w:t>
+      </w:r>
+    </w:p>
+    <w:p>
+      <w:r>
+        <w:rPr>
+          <w:rFonts w:ascii="Times New Roman" w:cs="Times New Roman" w:eastAsia="Times New Roman" w:hAnsi="Times New Roman"/>
+          <w:sz w:val="24"/>
+          <w:szCs w:val="24"/>
+        </w:rPr>
+        <w:t xml:space="preserve"/>
+      </w:r>
+    </w:p>
+    <w:p>
+      <w:pPr>
+        <w:spacing w:after="120" w:before="280"/>
+      </w:pPr>
+      <w:r>
+        <w:rPr>
+          <w:rFonts w:ascii="Times New Roman" w:cs="Times New Roman" w:eastAsia="Times New Roman" w:hAnsi="Times New Roman"/>
+          <w:b/>
+          <w:bCs/>
+          <w:sz w:val="28"/>
+          <w:szCs w:val="28"/>
+        </w:rPr>
+        <w:t xml:space="preserve">Results:</w:t>
+      </w:r>
+    </w:p>
+    <w:p>
+      <w:r>
+        <w:rPr>
+          <w:rFonts w:ascii="Times New Roman" w:cs="Times New Roman" w:eastAsia="Times New Roman" w:hAnsi="Times New Roman"/>
+          <w:sz w:val="24"/>
+          <w:szCs w:val="24"/>
+        </w:rPr>
+        <w:t xml:space="preserve"/>
+      </w:r>
+    </w:p>
+    <w:p>
+      <w:pPr>
+        <w:spacing w:after="120" w:before="280"/>
+      </w:pPr>
+      <w:r>
+        <w:rPr>
+          <w:rFonts w:ascii="Times New Roman" w:cs="Times New Roman" w:eastAsia="Times New Roman" w:hAnsi="Times New Roman"/>
+          <w:b/>
+          <w:bCs/>
+          <w:sz w:val="28"/>
+          <w:szCs w:val="28"/>
+        </w:rPr>
+        <w:t xml:space="preserve">Source Code:</w:t>
+      </w:r>
+    </w:p>
+    <w:p>
+      <w:r>
+        <w:rPr>
+          <w:rFonts w:ascii="Times New Roman" w:cs="Times New Roman" w:eastAsia="Times New Roman" w:hAnsi="Times New Roman"/>
+          <w:sz w:val="24"/>
+          <w:szCs w:val="24"/>
+        </w:rPr>
+        <w:t xml:space="preserve">Provided in Zip File.</w:t>
       </w:r>
     </w:p>
     <w:sectPr>
@@ -530,8 +1064,26 @@
       </w:pPr>
     </w:lvl>
   </w:abstractNum>
+  <w:abstractNum w:abstractNumId="2" w15:restartNumberingAfterBreak="0">
+    <w:multiLevelType w:val="hybridMultilevel"/>
+    <w:lvl w:ilvl="0" w15:tentative="1">
+      <w:start w:val="1"/>
+      <w:numFmt w:val="bullet"/>
+      <w:lvlText w:val="•"/>
+      <w:lvlJc w:val="left"/>
+      <w:pPr>
+        <w:ind w:left="720" w:hanging="360"/>
+      </w:pPr>
+    </w:lvl>
+  </w:abstractNum>
   <w:num w:numId="1">
     <w:abstractNumId w:val="1"/>
+    <w:lvlOverride w:ilvl="0">
+      <w:startOverride w:val="1"/>
+    </w:lvlOverride>
+  </w:num>
+  <w:num w:numId="2">
+    <w:abstractNumId w:val="2"/>
     <w:lvlOverride w:ilvl="0">
       <w:startOverride w:val="1"/>
     </w:lvlOverride>
@@ -544,7 +1096,7 @@
   <w:docDefaults>
     <w:rPrDefault>
       <w:rPr>
-        <w:rFonts w:ascii="Calibri" w:cs="Calibri" w:eastAsia="Calibri" w:hAnsi="Calibri"/>
+        <w:rFonts w:ascii="Times New Roman" w:cs="Times New Roman" w:eastAsia="Times New Roman" w:hAnsi="Times New Roman"/>
         <w:sz w:val="24"/>
         <w:szCs w:val="24"/>
       </w:rPr>
